--- a/CST simulation/WPD_4Ring_4200MHz_RO4350B.docx
+++ b/CST simulation/WPD_4Ring_4200MHz_RO4350B.docx
@@ -1,6 +1,6 @@
 
 <file path=word/document.xml><?xml version="1.0" encoding="utf-8"?>
-<w:document xmlns:wpc="http://schemas.microsoft.com/office/word/2010/wordprocessingCanvas" xmlns:cx="http://schemas.microsoft.com/office/drawing/2014/chartex" xmlns:cx1="http://schemas.microsoft.com/office/drawing/2015/9/8/chartex" xmlns:cx2="http://schemas.microsoft.com/office/drawing/2015/10/21/chartex" xmlns:cx3="http://schemas.microsoft.com/office/drawing/2016/5/9/chartex" xmlns:cx4="http://schemas.microsoft.com/office/drawing/2016/5/10/chartex" xmlns:cx5="http://schemas.microsoft.com/office/drawing/2016/5/11/chartex" xmlns:cx6="http://schemas.microsoft.com/office/drawing/2016/5/12/chartex" xmlns:cx7="http://schemas.microsoft.com/office/drawing/2016/5/13/chartex" xmlns:cx8="http://schemas.microsoft.com/office/drawing/2016/5/14/chartex" xmlns:mc="http://schemas.openxmlformats.org/markup-compatibility/2006" xmlns:aink="http://schemas.microsoft.com/office/drawing/2016/ink" xmlns:am3d="http://schemas.microsoft.com/office/drawing/2017/model3d" xmlns:o="urn:schemas-microsoft-com:office:office" xmlns:r="http://schemas.openxmlformats.org/officeDocument/2006/relationships" xmlns:m="http://schemas.openxmlformats.org/officeDocument/2006/math" xmlns:v="urn:schemas-microsoft-com:vml" xmlns:wp14="http://schemas.microsoft.com/office/word/2010/wordprocessingDrawing" xmlns:wp="http://schemas.openxmlformats.org/drawingml/2006/wordprocessingDrawing" xmlns:w10="urn:schemas-microsoft-com:office:word" xmlns:w="http://schemas.openxmlformats.org/wordprocessingml/2006/main" xmlns:w14="http://schemas.microsoft.com/office/word/2010/wordml" xmlns:w15="http://schemas.microsoft.com/office/word/2012/wordml" xmlns:w16cid="http://schemas.microsoft.com/office/word/2016/wordml/cid" xmlns:w16se="http://schemas.microsoft.com/office/word/2015/wordml/symex" xmlns:wpg="http://schemas.microsoft.com/office/word/2010/wordprocessingGroup" xmlns:wpi="http://schemas.microsoft.com/office/word/2010/wordprocessingInk" xmlns:wne="http://schemas.microsoft.com/office/word/2006/wordml" xmlns:wps="http://schemas.microsoft.com/office/word/2010/wordprocessingShape" mc:Ignorable="w14 w15 w16se w16cid wp14">
+<w:document xmlns:wpc="http://schemas.microsoft.com/office/word/2010/wordprocessingCanvas" xmlns:cx="http://schemas.microsoft.com/office/drawing/2014/chartex" xmlns:cx1="http://schemas.microsoft.com/office/drawing/2015/9/8/chartex" xmlns:cx2="http://schemas.microsoft.com/office/drawing/2015/10/21/chartex" xmlns:cx3="http://schemas.microsoft.com/office/drawing/2016/5/9/chartex" xmlns:cx4="http://schemas.microsoft.com/office/drawing/2016/5/10/chartex" xmlns:cx5="http://schemas.microsoft.com/office/drawing/2016/5/11/chartex" xmlns:cx6="http://schemas.microsoft.com/office/drawing/2016/5/12/chartex" xmlns:cx7="http://schemas.microsoft.com/office/drawing/2016/5/13/chartex" xmlns:cx8="http://schemas.microsoft.com/office/drawing/2016/5/14/chartex" xmlns:mc="http://schemas.openxmlformats.org/markup-compatibility/2006" xmlns:aink="http://schemas.microsoft.com/office/drawing/2016/ink" xmlns:am3d="http://schemas.microsoft.com/office/drawing/2017/model3d" xmlns:o="urn:schemas-microsoft-com:office:office" xmlns:oel="http://schemas.microsoft.com/office/2019/extlst" xmlns:r="http://schemas.openxmlformats.org/officeDocument/2006/relationships" xmlns:m="http://schemas.openxmlformats.org/officeDocument/2006/math" xmlns:v="urn:schemas-microsoft-com:vml" xmlns:wp14="http://schemas.microsoft.com/office/word/2010/wordprocessingDrawing" xmlns:wp="http://schemas.openxmlformats.org/drawingml/2006/wordprocessingDrawing" xmlns:w10="urn:schemas-microsoft-com:office:word" xmlns:w="http://schemas.openxmlformats.org/wordprocessingml/2006/main" xmlns:w14="http://schemas.microsoft.com/office/word/2010/wordml" xmlns:w15="http://schemas.microsoft.com/office/word/2012/wordml" xmlns:w16cex="http://schemas.microsoft.com/office/word/2018/wordml/cex" xmlns:w16cid="http://schemas.microsoft.com/office/word/2016/wordml/cid" xmlns:w16="http://schemas.microsoft.com/office/word/2018/wordml" xmlns:w16du="http://schemas.microsoft.com/office/word/2023/wordml/word16du" xmlns:w16sdtdh="http://schemas.microsoft.com/office/word/2020/wordml/sdtdatahash" xmlns:w16sdtfl="http://schemas.microsoft.com/office/word/2024/wordml/sdtformatlock" xmlns:w16se="http://schemas.microsoft.com/office/word/2015/wordml/symex" xmlns:wpg="http://schemas.microsoft.com/office/word/2010/wordprocessingGroup" xmlns:wpi="http://schemas.microsoft.com/office/word/2010/wordprocessingInk" xmlns:wne="http://schemas.microsoft.com/office/word/2006/wordml" xmlns:wps="http://schemas.microsoft.com/office/word/2010/wordprocessingShape" mc:Ignorable="w14 w15 w16se w16cid w16 w16cex w16sdtdh w16sdtfl w16du wp14">
   <w:body>
     <w:p>
       <w:pPr>
@@ -9,7 +9,6 @@
           <w:noProof/>
         </w:rPr>
       </w:pPr>
-      <w:bookmarkStart w:id="0" w:name="_GoBack"/>
       <w:r>
         <w:rPr>
           <w:rFonts w:cs="Times New Roman"/>
@@ -646,10 +645,10 @@
           <w:rFonts w:cs="Times New Roman"/>
         </w:rPr>
         <w:drawing>
-          <wp:inline distT="0" distB="0" distL="0" distR="0" wp14:anchorId="371F0B43" wp14:editId="3CFFCAD4">
-            <wp:extent cx="5191850" cy="2419688"/>
+          <wp:inline distT="0" distB="0" distL="0" distR="0" wp14:anchorId="5C834326" wp14:editId="76109E7A">
+            <wp:extent cx="5486400" cy="2749550"/>
             <wp:effectExtent l="0" t="0" r="0" b="0"/>
-            <wp:docPr id="7" name="Picture 7"/>
+            <wp:docPr id="1229682002" name="Picture 1"/>
             <wp:cNvGraphicFramePr>
               <a:graphicFrameLocks xmlns:a="http://schemas.openxmlformats.org/drawingml/2006/main" noChangeAspect="1"/>
             </wp:cNvGraphicFramePr>
@@ -657,7 +656,7 @@
               <a:graphicData uri="http://schemas.openxmlformats.org/drawingml/2006/picture">
                 <pic:pic xmlns:pic="http://schemas.openxmlformats.org/drawingml/2006/picture">
                   <pic:nvPicPr>
-                    <pic:cNvPr id="1" name=""/>
+                    <pic:cNvPr id="1229682002" name=""/>
                     <pic:cNvPicPr/>
                   </pic:nvPicPr>
                   <pic:blipFill>
@@ -669,7 +668,7 @@
                   <pic:spPr>
                     <a:xfrm>
                       <a:off x="0" y="0"/>
-                      <a:ext cx="5191850" cy="2419688"/>
+                      <a:ext cx="5486400" cy="2749550"/>
                     </a:xfrm>
                     <a:prstGeom prst="rect">
                       <a:avLst/>
@@ -790,14 +789,12 @@
       <w:r>
         <w:rPr>
           <w:rFonts w:cs="Times New Roman"/>
-          <w:noProof/>
-        </w:rPr>
-        <w:lastRenderedPageBreak/>
+        </w:rPr>
         <w:drawing>
-          <wp:inline distT="0" distB="0" distL="0" distR="0" wp14:anchorId="2F390F99" wp14:editId="7C26DB25">
-            <wp:extent cx="5905500" cy="2552700"/>
-            <wp:effectExtent l="0" t="0" r="0" b="0"/>
-            <wp:docPr id="1" name="Picture 1"/>
+          <wp:inline distT="0" distB="0" distL="0" distR="0" wp14:anchorId="70D2CEFF" wp14:editId="7E5E55F1">
+            <wp:extent cx="5486400" cy="2454275"/>
+            <wp:effectExtent l="0" t="0" r="0" b="3175"/>
+            <wp:docPr id="1991945936" name="Picture 1"/>
             <wp:cNvGraphicFramePr>
               <a:graphicFrameLocks xmlns:a="http://schemas.openxmlformats.org/drawingml/2006/main" noChangeAspect="1"/>
             </wp:cNvGraphicFramePr>
@@ -805,36 +802,23 @@
               <a:graphicData uri="http://schemas.openxmlformats.org/drawingml/2006/picture">
                 <pic:pic xmlns:pic="http://schemas.openxmlformats.org/drawingml/2006/picture">
                   <pic:nvPicPr>
-                    <pic:cNvPr id="0" name="Picture 1"/>
-                    <pic:cNvPicPr>
-                      <a:picLocks noChangeAspect="1" noChangeArrowheads="1"/>
-                    </pic:cNvPicPr>
+                    <pic:cNvPr id="1991945936" name=""/>
+                    <pic:cNvPicPr/>
                   </pic:nvPicPr>
                   <pic:blipFill>
-                    <a:blip r:embed="rId6">
-                      <a:extLst>
-                        <a:ext uri="{28A0092B-C50C-407E-A947-70E740481C1C}">
-                          <a14:useLocalDpi xmlns:a14="http://schemas.microsoft.com/office/drawing/2010/main" val="0"/>
-                        </a:ext>
-                      </a:extLst>
-                    </a:blip>
-                    <a:srcRect/>
+                    <a:blip r:embed="rId6"/>
                     <a:stretch>
                       <a:fillRect/>
                     </a:stretch>
                   </pic:blipFill>
-                  <pic:spPr bwMode="auto">
+                  <pic:spPr>
                     <a:xfrm>
                       <a:off x="0" y="0"/>
-                      <a:ext cx="5905500" cy="2552700"/>
+                      <a:ext cx="5486400" cy="2454275"/>
                     </a:xfrm>
                     <a:prstGeom prst="rect">
                       <a:avLst/>
                     </a:prstGeom>
-                    <a:noFill/>
-                    <a:ln>
-                      <a:noFill/>
-                    </a:ln>
                   </pic:spPr>
                 </pic:pic>
               </a:graphicData>
@@ -934,7 +918,6 @@
         <w:t>. CST simulation with R1 =330, R2 = 200, R3 = 100, R4 = 100</w:t>
       </w:r>
     </w:p>
-    <w:bookmarkEnd w:id="0"/>
     <w:p/>
     <w:sectPr>
       <w:pgSz w:w="12240" w:h="15840"/>
@@ -946,7 +929,7 @@
 </file>
 
 <file path=word/styles.xml><?xml version="1.0" encoding="utf-8"?>
-<w:styles xmlns:mc="http://schemas.openxmlformats.org/markup-compatibility/2006" xmlns:r="http://schemas.openxmlformats.org/officeDocument/2006/relationships" xmlns:w="http://schemas.openxmlformats.org/wordprocessingml/2006/main" xmlns:w14="http://schemas.microsoft.com/office/word/2010/wordml" xmlns:w15="http://schemas.microsoft.com/office/word/2012/wordml" xmlns:w16cid="http://schemas.microsoft.com/office/word/2016/wordml/cid" xmlns:w16se="http://schemas.microsoft.com/office/word/2015/wordml/symex" mc:Ignorable="w14 w15 w16se w16cid">
+<w:styles xmlns:mc="http://schemas.openxmlformats.org/markup-compatibility/2006" xmlns:r="http://schemas.openxmlformats.org/officeDocument/2006/relationships" xmlns:w="http://schemas.openxmlformats.org/wordprocessingml/2006/main" xmlns:w14="http://schemas.microsoft.com/office/word/2010/wordml" xmlns:w15="http://schemas.microsoft.com/office/word/2012/wordml" xmlns:w16cex="http://schemas.microsoft.com/office/word/2018/wordml/cex" xmlns:w16cid="http://schemas.microsoft.com/office/word/2016/wordml/cid" xmlns:w16="http://schemas.microsoft.com/office/word/2018/wordml" xmlns:w16du="http://schemas.microsoft.com/office/word/2023/wordml/word16du" xmlns:w16sdtdh="http://schemas.microsoft.com/office/word/2020/wordml/sdtdatahash" xmlns:w16sdtfl="http://schemas.microsoft.com/office/word/2024/wordml/sdtformatlock" xmlns:w16se="http://schemas.microsoft.com/office/word/2015/wordml/symex" mc:Ignorable="w14 w15 w16se w16cid w16 w16cex w16sdtdh w16sdtfl w16du">
   <w:docDefaults>
     <w:rPrDefault>
       <w:rPr>
@@ -962,7 +945,7 @@
       </w:pPr>
     </w:pPrDefault>
   </w:docDefaults>
-  <w:latentStyles w:defLockedState="0" w:defUIPriority="99" w:defSemiHidden="0" w:defUnhideWhenUsed="0" w:defQFormat="0" w:count="375">
+  <w:latentStyles w:defLockedState="0" w:defUIPriority="99" w:defSemiHidden="0" w:defUnhideWhenUsed="0" w:defQFormat="0" w:count="376">
     <w:lsdException w:name="Normal" w:uiPriority="0" w:qFormat="1"/>
     <w:lsdException w:name="heading 1" w:uiPriority="9" w:qFormat="1"/>
     <w:lsdException w:name="heading 2" w:semiHidden="1" w:uiPriority="9" w:unhideWhenUsed="1" w:qFormat="1"/>
@@ -1338,6 +1321,7 @@
     <w:lsdException w:name="Smart Hyperlink" w:semiHidden="1" w:unhideWhenUsed="1"/>
     <w:lsdException w:name="Hashtag" w:semiHidden="1" w:unhideWhenUsed="1"/>
     <w:lsdException w:name="Unresolved Mention" w:semiHidden="1" w:unhideWhenUsed="1"/>
+    <w:lsdException w:name="Smart Link" w:semiHidden="1" w:unhideWhenUsed="1"/>
   </w:latentStyles>
   <w:style w:type="paragraph" w:default="1" w:styleId="Normal">
     <w:name w:val="Normal"/>
